--- a/research/autonomy/continuation-2026-10-02/foundation-publication/preparation-2026-10-02/online-resource-1.docx
+++ b/research/autonomy/continuation-2026-10-02/foundation-publication/preparation-2026-10-02/online-resource-1.docx
@@ -71,7 +71,7 @@
     </w:p>
     <w:p>
       <w:r>
-        <w:t>The optional offline reproduction commands in README.txt restore the source IDs from the archived mapping and compare the output hash. Repeating the independent primary-workbook extraction additionally requires xlrd 2.0.2 and uses only the archived workbook. Neither command requests a live portal or a new primary download. These commands are for readers; the validated extraction from run 37035103326 is reused here.</w:t>
+        <w:t>The optional offline reproduction commands in README.txt restore the source IDs from the archived mapping and compare the output hash. Repeating the independent primary-workbook extraction uses xlrd 2.0.1, the version recorded in the historical run, and only the archived workbook. Neither command requests a live portal or a new primary download. These commands are for readers; the validated extraction from run 37035103326 is reused here.</w:t>
       </w:r>
     </w:p>
     <w:p>
@@ -84,7 +84,7 @@
     </w:p>
     <w:p>
       <w:r>
-        <w:t>The independent check confirmed 3, 771 source mappings and 3, 771 corrected identifiers, 3, 770 original-ID disagreements, 7,494 clinical profiles and 3,182 distinct source identifiers among rearrangement events. The source EMC group has 75 profiles and 76 events; selecting with its original identifiers in the faulty export returns 28 events from other source records and zero source EMC events.</w:t>
+        <w:t>The independent check confirmed 3,771 source mappings and 3,771 corrected identifiers, 3,770 original-ID disagreements, 7,494 clinical profiles and 3,182 distinct source identifiers among rearrangement events. The source EMC group has 75 profiles and 76 events; selecting with its original identifiers in the faulty export returns 28 events from other source records and zero source EMC events.</w:t>
       </w:r>
     </w:p>
     <w:p>
@@ -95,6 +95,7 @@
     <w:p>
       <w:pPr>
         <w:pStyle w:val="Heading1"/>
+        <w:pageBreakBefore/>
       </w:pPr>
       <w:r>
         <w:t>Licences and attribution</w:t>
@@ -141,9 +142,7 @@
       <w:pStyle w:val="Footer"/>
       <w:jc w:val="center"/>
     </w:pPr>
-    <w:r>
-      <w:fldSimple w:instr="PAGE"/>
-    </w:r>
+    <w:fldSimple w:instr="PAGE"/>
   </w:p>
 </w:ftr>
 </file>
@@ -579,7 +578,7 @@
       <w:outlineLvl w:val="0"/>
     </w:pPr>
     <w:rPr>
-      <w:rFonts w:asciiTheme="majorHAnsi" w:eastAsiaTheme="majorEastAsia" w:hAnsiTheme="majorHAnsi" w:cstheme="majorBidi" w:ascii="Times New Roman" w:hAnsi="Times New Roman"/>
+      <w:rFonts w:ascii="Times New Roman" w:hAnsi="Times New Roman"/>
       <w:b/>
       <w:bCs/>
       <w:color w:val="000000"/>
@@ -603,7 +602,7 @@
       <w:outlineLvl w:val="1"/>
     </w:pPr>
     <w:rPr>
-      <w:rFonts w:asciiTheme="majorHAnsi" w:eastAsiaTheme="majorEastAsia" w:hAnsiTheme="majorHAnsi" w:cstheme="majorBidi" w:ascii="Times New Roman" w:hAnsi="Times New Roman"/>
+      <w:rFonts w:ascii="Times New Roman" w:hAnsi="Times New Roman"/>
       <w:b/>
       <w:bCs/>
       <w:color w:val="000000"/>
@@ -627,7 +626,7 @@
       <w:outlineLvl w:val="2"/>
     </w:pPr>
     <w:rPr>
-      <w:rFonts w:asciiTheme="majorHAnsi" w:eastAsiaTheme="majorEastAsia" w:hAnsiTheme="majorHAnsi" w:cstheme="majorBidi" w:ascii="Times New Roman" w:hAnsi="Times New Roman"/>
+      <w:rFonts w:ascii="Times New Roman" w:hAnsi="Times New Roman"/>
       <w:b/>
       <w:bCs/>
       <w:color w:val="000000"/>
@@ -862,14 +861,11 @@
     <w:qFormat/>
     <w:rsid w:val="00FC693F"/>
     <w:pPr>
-      <w:pBdr>
-        <w:bottom w:val="single" w:sz="8" w:space="4" w:color="4F81BD" w:themeColor="accent1"/>
-      </w:pBdr>
       <w:spacing w:after="120" w:line="259" w:lineRule="auto"/>
       <w:contextualSpacing/>
     </w:pPr>
     <w:rPr>
-      <w:rFonts w:asciiTheme="majorHAnsi" w:eastAsiaTheme="majorEastAsia" w:hAnsiTheme="majorHAnsi" w:cstheme="majorBidi" w:ascii="Times New Roman" w:hAnsi="Times New Roman"/>
+      <w:rFonts w:ascii="Times New Roman" w:hAnsi="Times New Roman"/>
       <w:color w:val="000000"/>
       <w:spacing w:val="5"/>
       <w:kern w:val="28"/>
@@ -1349,9 +1345,6 @@
     <w:qFormat/>
     <w:rsid w:val="00FC693F"/>
     <w:pPr>
-      <w:pBdr>
-        <w:bottom w:val="single" w:sz="4" w:space="4" w:color="4F81BD" w:themeColor="accent1"/>
-      </w:pBdr>
       <w:spacing w:before="200" w:after="280"/>
       <w:ind w:left="936" w:right="936"/>
     </w:pPr>

--- a/research/autonomy/continuation-2026-10-02/foundation-publication/preparation-2026-10-02/online-resource-1.docx
+++ b/research/autonomy/continuation-2026-10-02/foundation-publication/preparation-2026-10-02/online-resource-1.docx
@@ -17,7 +17,7 @@
     </w:p>
     <w:p>
       <w:r>
-        <w:t>Human Genetics correspondence preparation. Tristan D. McRae, independent researcher, unaffiliated. Correspondence: trimcrae@gmail.com. City and country: AUTHOR TO SUPPLY.</w:t>
+        <w:t>Human Genetics correspondence preparation. Tristan D. McRae, independent researcher, unaffiliated. Correspondence: trimcrae@gmail.com.</w:t>
       </w:r>
     </w:p>
     <w:p>
@@ -66,12 +66,34 @@
     </w:p>
     <w:p>
       <w:r>
-        <w:t>The companion reproducibility.zip supplies the unmodified input archive, recovery code, independent-check code, saved primary-confirmation output, gene-annotation summary and licence notices. Unpack it into a new directory. Run verify_package.py to verify the manifest and archived member hashes using Python 3.9 or later; this check does not redo the science.</w:t>
+        <w:t xml:space="preserve">The </w:t>
+      </w:r>
+      <w:hyperlink r:id="rId10">
+        <w:r>
+          <w:rPr>
+            <w:color w:val="000000"/>
+          </w:rPr>
+          <w:t>companion reproducibility.zip</w:t>
+        </w:r>
+      </w:hyperlink>
+      <w:r>
+        <w:t xml:space="preserve"> supplies the unmodified input archive, recovery code, independent-check code, saved primary-confirmation output, gene-annotation summary and licence notices. Unpack it into a new directory. Run verify_package.py to verify the manifest and archived member hashes using Python 3.9 or later; this check does not redo the science.</w:t>
       </w:r>
     </w:p>
     <w:p>
       <w:r>
-        <w:t>The optional offline reproduction commands in README.txt restore the source IDs from the archived mapping and compare the output hash. Repeating the independent primary-workbook extraction uses xlrd 2.0.1, the version recorded in the historical run, and only the archived workbook. Neither command requests a live portal or a new primary download. These commands are for readers; the validated extraction from run 37035103326 is reused here.</w:t>
+        <w:t xml:space="preserve">The optional </w:t>
+      </w:r>
+      <w:hyperlink r:id="rId11">
+        <w:r>
+          <w:rPr>
+            <w:color w:val="000000"/>
+          </w:rPr>
+          <w:t>offline reproduction commands in README.txt</w:t>
+        </w:r>
+      </w:hyperlink>
+      <w:r>
+        <w:t xml:space="preserve"> restore the source IDs from the archived mapping and compare the output hash. Repeating the independent primary-workbook extraction uses xlrd 2.0.1, the version recorded in the historical run, and only the archived workbook. Neither command requests a live portal or a new primary download. These commands are for readers; the validated extraction from run 37035103326 is reused here.</w:t>
       </w:r>
     </w:p>
     <w:p>
